--- a/src/content/poetry/04-bog-vidit-son/ru.docx
+++ b/src/content/poetry/04-bog-vidit-son/ru.docx
@@ -6,13 +6,11 @@
       <w:pPr>
         <w:pStyle w:val="a5"/>
       </w:pPr>
-      <w:proofErr w:type="spellStart"/>
-      <w:r>
-        <w:t>March</w:t>
-      </w:r>
-      <w:proofErr w:type="spellEnd"/>
-      <w:r>
-        <w:t xml:space="preserve"> 14, 2025 11:10 PM</w:t>
+      <w:r>
+        <w:rPr>
+          <w:rStyle w:val="a6"/>
+        </w:rPr>
+        <w:t>Сон Бога</w:t>
       </w:r>
     </w:p>
     <w:p>
@@ -20,10 +18,19 @@
         <w:pStyle w:val="a5"/>
       </w:pPr>
       <w:r>
-        <w:rPr>
-          <w:rStyle w:val="a6"/>
-        </w:rPr>
-        <w:t>Сон Бога</w:t>
+        <w:t>Бог видит сон сквозь этот мир,</w:t>
+      </w:r>
+      <w:r>
+        <w:br/>
+        <w:t>Где свет скользит по ликам теней,</w:t>
+      </w:r>
+      <w:r>
+        <w:br/>
+        <w:t>Где каждый шаг — следы в пустыне,</w:t>
+      </w:r>
+      <w:r>
+        <w:br/>
+        <w:t>Где каждый миг — обрывки дней.</w:t>
       </w:r>
     </w:p>
     <w:p>
@@ -31,19 +38,19 @@
         <w:pStyle w:val="a5"/>
       </w:pPr>
       <w:r>
-        <w:t>Бог видит сон сквозь этот мир,</w:t>
-      </w:r>
-      <w:r>
-        <w:br/>
-        <w:t>Где свет скользит по ликам теней,</w:t>
-      </w:r>
-      <w:r>
-        <w:br/>
-        <w:t>Где каждый шаг — следы в пустыне,</w:t>
-      </w:r>
-      <w:r>
-        <w:br/>
-        <w:t>Где каждый миг — обрывки дней.</w:t>
+        <w:t>Бог видит сон, и в этом сне</w:t>
+      </w:r>
+      <w:r>
+        <w:br/>
+        <w:t>Я осознаю, что не был живым,</w:t>
+      </w:r>
+      <w:r>
+        <w:br/>
+        <w:t>Что жил в узорах мимолётных,</w:t>
+      </w:r>
+      <w:r>
+        <w:br/>
+        <w:t>Забыв, что я — не сон, а Он.</w:t>
       </w:r>
     </w:p>
     <w:p>
@@ -51,19 +58,19 @@
         <w:pStyle w:val="a5"/>
       </w:pPr>
       <w:r>
-        <w:t>Бог видит сон, и в этом сне</w:t>
-      </w:r>
-      <w:r>
-        <w:br/>
-        <w:t>Я осознаю, что не был живым,</w:t>
-      </w:r>
-      <w:r>
-        <w:br/>
-        <w:t>Что жил в узорах мимолётных,</w:t>
-      </w:r>
-      <w:r>
-        <w:br/>
-        <w:t>Забыв, что я — не сон, а Он.</w:t>
+        <w:t>Но вот сквозь этот зыбкий сумрак</w:t>
+      </w:r>
+      <w:r>
+        <w:br/>
+        <w:t>Вдруг прорывается огонь,</w:t>
+      </w:r>
+      <w:r>
+        <w:br/>
+        <w:t>И я — не образ в тихом омуте,</w:t>
+      </w:r>
+      <w:r>
+        <w:br/>
+        <w:t>А тот, кто видит этот сон.</w:t>
       </w:r>
     </w:p>
     <w:p>
@@ -71,42 +78,37 @@
         <w:pStyle w:val="a5"/>
       </w:pPr>
       <w:r>
-        <w:t>Но вот сквозь этот зыбкий сумрак</w:t>
-      </w:r>
-      <w:r>
-        <w:br/>
-        <w:t>Вдруг прорывается огонь,</w:t>
-      </w:r>
-      <w:r>
-        <w:br/>
-        <w:t>И я — не образ в тихом омуте,</w:t>
-      </w:r>
-      <w:r>
-        <w:br/>
-        <w:t>А тот, кто видит этот сон.</w:t>
+        <w:t>Бог смотрит в сны, но не в чужие,</w:t>
+      </w:r>
+      <w:r>
+        <w:br/>
+        <w:t>Он сам есть сон, и сам есть Свет.</w:t>
+      </w:r>
+      <w:r>
+        <w:br/>
+        <w:t>Я был теней пустым скитальцем,</w:t>
+      </w:r>
+      <w:r>
+        <w:br/>
+        <w:t>Но в Нём я понял: сна здесь нет.</w:t>
       </w:r>
     </w:p>
     <w:p>
       <w:pPr>
-        <w:pStyle w:val="a5"/>
+        <w:spacing w:before="200"/>
+        <w:rPr>
+          <w:i/>
+          <w:iCs/>
+        </w:rPr>
       </w:pPr>
       <w:r>
-        <w:t>Бог смотрит в сны, но не в чужие,</w:t>
-      </w:r>
-      <w:r>
-        <w:br/>
-        <w:t>Он сам есть сон, и сам есть Свет.</w:t>
-      </w:r>
-      <w:r>
-        <w:br/>
-        <w:t>Я был теней пустым скитальцем,</w:t>
-      </w:r>
-      <w:r>
-        <w:br/>
-        <w:t>Но в Нём я понял: сна здесь нет.</w:t>
+        <w:rPr>
+          <w:i/>
+          <w:iCs/>
+        </w:rPr>
+        <w:t xml:space="preserve">14.03.2025, Сергей Панкратиус</w:t>
       </w:r>
     </w:p>
-    <w:p/>
     <w:sectPr>
       <w:pgSz w:w="11906" w:h="16838"/>
       <w:pgMar w:top="1134" w:right="850" w:bottom="1134" w:left="1701" w:header="708" w:footer="708" w:gutter="0"/>
